--- a/data/revised_2026-10_full/outputs/v2/Core_Mathematics/SS1.2_Indices_and_Logarithms/Core_Mathematics_Indices_and_Logarithms_FinalExplanation_TeacherKey.docx
+++ b/data/revised_2026-10_full/outputs/v2/Core_Mathematics/SS1.2_Indices_and_Logarithms/Core_Mathematics_Indices_and_Logarithms_FinalExplanation_TeacherKey.docx
@@ -1738,7 +1738,7 @@
         </w:rPr>
         <w:t xml:space="preserve">© 2026 SeaVuria and ARES. This work is licensed under a </w:t>
       </w:r>
-      <w:hyperlink w:history="1" r:id="rIduu9xakjuwa2yjyedkemcg">
+      <w:hyperlink w:history="1" r:id="rIddhio0cvuhurjpvqqojbhf">
         <w:r>
           <w:rPr>
             <w:rFonts w:ascii="Arial" w:cs="Arial" w:eastAsia="Arial" w:hAnsi="Arial"/>
@@ -1758,7 +1758,7 @@
         </w:rPr>
         <w:t xml:space="preserve"> (</w:t>
       </w:r>
-      <w:hyperlink w:history="1" r:id="rIdvkmvcxgtsbmibnywueyxh">
+      <w:hyperlink w:history="1" r:id="rIdlfgsvyf_kmcabonqc9oo3">
         <w:r>
           <w:rPr>
             <w:rFonts w:ascii="Arial" w:cs="Arial" w:eastAsia="Arial" w:hAnsi="Arial"/>
@@ -1778,7 +1778,7 @@
         </w:rPr>
         <w:t xml:space="preserve">). To view a copy of this license, visit </w:t>
       </w:r>
-      <w:hyperlink w:history="1" r:id="rIdwrsodcwjexurbu1w3g7ev">
+      <w:hyperlink w:history="1" r:id="rIdeh95qd7tf1qbt40h2dyef">
         <w:r>
           <w:rPr>
             <w:rFonts w:ascii="Arial" w:cs="Arial" w:eastAsia="Arial" w:hAnsi="Arial"/>
